--- a/public/PAKTA.INTEGRITAS.docx
+++ b/public/PAKTA.INTEGRITAS.docx
@@ -14,11 +14,9 @@
           <w:szCs w:val="28"/>
         </w:rPr>
       </w:pPr>
-    </w:p>
-    <w:p>
-      <w:pPr>
-        <w:spacing w:after="0" w:line="360" w:lineRule="auto"/>
-        <w:jc w:val="center"/>
+      <w:bookmarkStart w:id="0" w:name="_GoBack"/>
+      <w:bookmarkEnd w:id="0"/>
+      <w:r>
         <w:rPr>
           <w:rFonts w:ascii="Arial" w:hAnsi="Arial" w:cs="Arial"/>
           <w:b/>
@@ -26,7 +24,8 @@
           <w:sz w:val="28"/>
           <w:szCs w:val="28"/>
         </w:rPr>
-      </w:pPr>
+        <w:t>P</w:t>
+      </w:r>
       <w:r>
         <w:rPr>
           <w:rFonts w:ascii="Arial" w:hAnsi="Arial" w:cs="Arial"/>
@@ -35,16 +34,6 @@
           <w:sz w:val="28"/>
           <w:szCs w:val="28"/>
         </w:rPr>
-        <w:t>P</w:t>
-      </w:r>
-      <w:r>
-        <w:rPr>
-          <w:rFonts w:ascii="Arial" w:hAnsi="Arial" w:cs="Arial"/>
-          <w:b/>
-          <w:bCs/>
-          <w:sz w:val="28"/>
-          <w:szCs w:val="28"/>
-        </w:rPr>
         <w:t>AKTA INTEGRITAS</w:t>
       </w:r>
     </w:p>
@@ -168,7 +157,7 @@
     </w:p>
     <w:p>
       <w:pPr>
-        <w:pStyle w:val="DaftarParagraf"/>
+        <w:pStyle w:val="ListParagraph"/>
         <w:numPr>
           <w:ilvl w:val="0"/>
           <w:numId w:val="4"/>
@@ -233,7 +222,7 @@
     </w:p>
     <w:p>
       <w:pPr>
-        <w:pStyle w:val="DaftarParagraf"/>
+        <w:pStyle w:val="ListParagraph"/>
         <w:spacing w:after="0" w:line="360" w:lineRule="auto"/>
         <w:ind w:left="567"/>
         <w:jc w:val="both"/>
@@ -286,7 +275,7 @@
     </w:p>
     <w:p>
       <w:pPr>
-        <w:pStyle w:val="DaftarParagraf"/>
+        <w:pStyle w:val="ListParagraph"/>
         <w:spacing w:after="0" w:line="360" w:lineRule="auto"/>
         <w:ind w:left="567"/>
         <w:jc w:val="both"/>
@@ -373,23 +362,13 @@
           <w:sz w:val="24"/>
           <w:szCs w:val="24"/>
         </w:rPr>
-        <w:t>Penanggungjawa</w:t>
-      </w:r>
-      <w:bookmarkStart w:id="0" w:name="_GoBack"/>
-      <w:bookmarkEnd w:id="0"/>
-      <w:r>
-        <w:rPr>
-          <w:rFonts w:ascii="Arial" w:hAnsi="Arial" w:cs="Arial"/>
-          <w:sz w:val="24"/>
-          <w:szCs w:val="24"/>
-        </w:rPr>
-        <w:t>b</w:t>
+        <w:t>Penanggungjawab</w:t>
       </w:r>
       <w:proofErr w:type="spellEnd"/>
     </w:p>
     <w:p>
       <w:pPr>
-        <w:pStyle w:val="DaftarParagraf"/>
+        <w:pStyle w:val="ListParagraph"/>
         <w:numPr>
           <w:ilvl w:val="0"/>
           <w:numId w:val="4"/>
@@ -446,7 +425,7 @@
     </w:p>
     <w:p>
       <w:pPr>
-        <w:pStyle w:val="DaftarParagraf"/>
+        <w:pStyle w:val="ListParagraph"/>
         <w:spacing w:after="0" w:line="360" w:lineRule="auto"/>
         <w:ind w:left="567"/>
         <w:jc w:val="both"/>
@@ -499,7 +478,7 @@
     </w:p>
     <w:p>
       <w:pPr>
-        <w:pStyle w:val="DaftarParagraf"/>
+        <w:pStyle w:val="ListParagraph"/>
         <w:spacing w:after="0" w:line="360" w:lineRule="auto"/>
         <w:ind w:left="567"/>
         <w:jc w:val="both"/>
@@ -648,7 +627,7 @@
     </w:p>
     <w:p>
       <w:pPr>
-        <w:pStyle w:val="DaftarParagraf"/>
+        <w:pStyle w:val="ListParagraph"/>
         <w:spacing w:after="0" w:line="360" w:lineRule="auto"/>
         <w:ind w:left="0"/>
         <w:jc w:val="both"/>
@@ -661,7 +640,7 @@
     </w:p>
     <w:p>
       <w:pPr>
-        <w:pStyle w:val="DaftarParagraf"/>
+        <w:pStyle w:val="ListParagraph"/>
         <w:spacing w:after="0" w:line="360" w:lineRule="auto"/>
         <w:ind w:left="0"/>
         <w:jc w:val="both"/>
@@ -756,7 +735,7 @@
     </w:p>
     <w:p>
       <w:pPr>
-        <w:pStyle w:val="DaftarParagraf"/>
+        <w:pStyle w:val="ListParagraph"/>
         <w:numPr>
           <w:ilvl w:val="0"/>
           <w:numId w:val="3"/>
@@ -935,7 +914,7 @@
     </w:p>
     <w:p>
       <w:pPr>
-        <w:pStyle w:val="DaftarParagraf"/>
+        <w:pStyle w:val="ListParagraph"/>
         <w:numPr>
           <w:ilvl w:val="0"/>
           <w:numId w:val="3"/>
@@ -1168,7 +1147,7 @@
     </w:p>
     <w:p>
       <w:pPr>
-        <w:pStyle w:val="DaftarParagraf"/>
+        <w:pStyle w:val="ListParagraph"/>
         <w:numPr>
           <w:ilvl w:val="0"/>
           <w:numId w:val="3"/>
@@ -1401,7 +1380,7 @@
     </w:p>
     <w:p>
       <w:pPr>
-        <w:pStyle w:val="DaftarParagraf"/>
+        <w:pStyle w:val="ListParagraph"/>
         <w:numPr>
           <w:ilvl w:val="0"/>
           <w:numId w:val="3"/>
@@ -1668,7 +1647,11 @@
     </w:p>
     <w:p>
       <w:pPr>
-        <w:pStyle w:val="DaftarParagraf"/>
+        <w:pStyle w:val="ListParagraph"/>
+        <w:numPr>
+          <w:ilvl w:val="0"/>
+          <w:numId w:val="3"/>
+        </w:numPr>
         <w:spacing w:after="0" w:line="360" w:lineRule="auto"/>
         <w:ind w:left="567" w:hanging="567"/>
         <w:jc w:val="both"/>
@@ -1678,10 +1661,203 @@
           <w:szCs w:val="24"/>
         </w:rPr>
       </w:pPr>
+      <w:proofErr w:type="spellStart"/>
+      <w:r>
+        <w:rPr>
+          <w:rFonts w:ascii="Arial" w:hAnsi="Arial" w:cs="Arial"/>
+          <w:sz w:val="24"/>
+          <w:szCs w:val="24"/>
+        </w:rPr>
+        <w:t>Bersedia</w:t>
+      </w:r>
+      <w:proofErr w:type="spellEnd"/>
+      <w:r>
+        <w:rPr>
+          <w:rFonts w:ascii="Arial" w:hAnsi="Arial" w:cs="Arial"/>
+          <w:sz w:val="24"/>
+          <w:szCs w:val="24"/>
+        </w:rPr>
+        <w:t xml:space="preserve"> </w:t>
+      </w:r>
+      <w:proofErr w:type="spellStart"/>
+      <w:r>
+        <w:rPr>
+          <w:rFonts w:ascii="Arial" w:hAnsi="Arial" w:cs="Arial"/>
+          <w:sz w:val="24"/>
+          <w:szCs w:val="24"/>
+        </w:rPr>
+        <w:t>menjaga</w:t>
+      </w:r>
+      <w:proofErr w:type="spellEnd"/>
+      <w:r>
+        <w:rPr>
+          <w:rFonts w:ascii="Arial" w:hAnsi="Arial" w:cs="Arial"/>
+          <w:sz w:val="24"/>
+          <w:szCs w:val="24"/>
+        </w:rPr>
+        <w:t xml:space="preserve"> </w:t>
+      </w:r>
+      <w:proofErr w:type="spellStart"/>
+      <w:r>
+        <w:rPr>
+          <w:rFonts w:ascii="Arial" w:hAnsi="Arial" w:cs="Arial"/>
+          <w:sz w:val="24"/>
+          <w:szCs w:val="24"/>
+        </w:rPr>
+        <w:t>kebersihan</w:t>
+      </w:r>
+      <w:proofErr w:type="spellEnd"/>
+      <w:r>
+        <w:rPr>
+          <w:rFonts w:ascii="Arial" w:hAnsi="Arial" w:cs="Arial"/>
+          <w:sz w:val="24"/>
+          <w:szCs w:val="24"/>
+        </w:rPr>
+        <w:t xml:space="preserve"> </w:t>
+      </w:r>
+      <w:proofErr w:type="spellStart"/>
+      <w:r>
+        <w:rPr>
+          <w:rFonts w:ascii="Arial" w:hAnsi="Arial" w:cs="Arial"/>
+          <w:sz w:val="24"/>
+          <w:szCs w:val="24"/>
+        </w:rPr>
+        <w:t>pada</w:t>
+      </w:r>
+      <w:proofErr w:type="spellEnd"/>
+      <w:r>
+        <w:rPr>
+          <w:rFonts w:ascii="Arial" w:hAnsi="Arial" w:cs="Arial"/>
+          <w:sz w:val="24"/>
+          <w:szCs w:val="24"/>
+        </w:rPr>
+        <w:t xml:space="preserve"> </w:t>
+      </w:r>
+      <w:proofErr w:type="spellStart"/>
+      <w:r>
+        <w:rPr>
+          <w:rFonts w:ascii="Arial" w:hAnsi="Arial" w:cs="Arial"/>
+          <w:sz w:val="24"/>
+          <w:szCs w:val="24"/>
+        </w:rPr>
+        <w:t>saat</w:t>
+      </w:r>
+      <w:proofErr w:type="spellEnd"/>
+      <w:r>
+        <w:rPr>
+          <w:rFonts w:ascii="Arial" w:hAnsi="Arial" w:cs="Arial"/>
+          <w:sz w:val="24"/>
+          <w:szCs w:val="24"/>
+        </w:rPr>
+        <w:t xml:space="preserve"> </w:t>
+      </w:r>
+      <w:proofErr w:type="spellStart"/>
+      <w:r>
+        <w:rPr>
+          <w:rFonts w:ascii="Arial" w:hAnsi="Arial" w:cs="Arial"/>
+          <w:sz w:val="24"/>
+          <w:szCs w:val="24"/>
+        </w:rPr>
+        <w:t>pelaksanaan</w:t>
+      </w:r>
+      <w:proofErr w:type="spellEnd"/>
+      <w:r>
+        <w:rPr>
+          <w:rFonts w:ascii="Arial" w:hAnsi="Arial" w:cs="Arial"/>
+          <w:sz w:val="24"/>
+          <w:szCs w:val="24"/>
+        </w:rPr>
+        <w:t xml:space="preserve"> </w:t>
+      </w:r>
+      <w:proofErr w:type="spellStart"/>
+      <w:r>
+        <w:rPr>
+          <w:rFonts w:ascii="Arial" w:hAnsi="Arial" w:cs="Arial"/>
+          <w:sz w:val="24"/>
+          <w:szCs w:val="24"/>
+        </w:rPr>
+        <w:t>perlombaan</w:t>
+      </w:r>
+      <w:proofErr w:type="spellEnd"/>
+      <w:r>
+        <w:rPr>
+          <w:rFonts w:ascii="Arial" w:hAnsi="Arial" w:cs="Arial"/>
+          <w:sz w:val="24"/>
+          <w:szCs w:val="24"/>
+        </w:rPr>
+        <w:t xml:space="preserve"> </w:t>
+      </w:r>
+      <w:proofErr w:type="spellStart"/>
+      <w:r>
+        <w:rPr>
+          <w:rFonts w:ascii="Arial" w:hAnsi="Arial" w:cs="Arial"/>
+          <w:sz w:val="24"/>
+          <w:szCs w:val="24"/>
+        </w:rPr>
+        <w:t>Gerak</w:t>
+      </w:r>
+      <w:proofErr w:type="spellEnd"/>
+      <w:r>
+        <w:rPr>
+          <w:rFonts w:ascii="Arial" w:hAnsi="Arial" w:cs="Arial"/>
+          <w:sz w:val="24"/>
+          <w:szCs w:val="24"/>
+        </w:rPr>
+        <w:t xml:space="preserve"> </w:t>
+      </w:r>
+      <w:proofErr w:type="spellStart"/>
+      <w:r>
+        <w:rPr>
+          <w:rFonts w:ascii="Arial" w:hAnsi="Arial" w:cs="Arial"/>
+          <w:sz w:val="24"/>
+          <w:szCs w:val="24"/>
+        </w:rPr>
+        <w:t>jalan</w:t>
+      </w:r>
+      <w:proofErr w:type="spellEnd"/>
+      <w:r>
+        <w:rPr>
+          <w:rFonts w:ascii="Arial" w:hAnsi="Arial" w:cs="Arial"/>
+          <w:sz w:val="24"/>
+          <w:szCs w:val="24"/>
+        </w:rPr>
+        <w:t xml:space="preserve"> </w:t>
+      </w:r>
+      <w:proofErr w:type="spellStart"/>
+      <w:r>
+        <w:rPr>
+          <w:rFonts w:ascii="Arial" w:hAnsi="Arial" w:cs="Arial"/>
+          <w:sz w:val="24"/>
+          <w:szCs w:val="24"/>
+        </w:rPr>
+        <w:t>ini</w:t>
+      </w:r>
+      <w:proofErr w:type="spellEnd"/>
+      <w:r>
+        <w:rPr>
+          <w:rFonts w:ascii="Arial" w:hAnsi="Arial" w:cs="Arial"/>
+          <w:sz w:val="24"/>
+          <w:szCs w:val="24"/>
+        </w:rPr>
+        <w:t>.</w:t>
+      </w:r>
     </w:p>
     <w:p>
       <w:pPr>
-        <w:pStyle w:val="DaftarParagraf"/>
+        <w:pStyle w:val="ListParagraph"/>
+        <w:spacing w:after="0" w:line="360" w:lineRule="auto"/>
+        <w:ind w:left="567" w:hanging="567"/>
+        <w:jc w:val="both"/>
+        <w:rPr>
+          <w:rFonts w:ascii="Arial" w:hAnsi="Arial" w:cs="Arial"/>
+          <w:sz w:val="24"/>
+          <w:szCs w:val="24"/>
+        </w:rPr>
+      </w:pPr>
+    </w:p>
+    <w:p>
+      <w:pPr>
+        <w:pStyle w:val="ListParagraph"/>
         <w:spacing w:after="0" w:line="360" w:lineRule="auto"/>
         <w:ind w:left="0"/>
         <w:jc w:val="both"/>
@@ -1890,7 +2066,7 @@
     </w:p>
     <w:p>
       <w:pPr>
-        <w:pStyle w:val="DaftarParagraf"/>
+        <w:pStyle w:val="ListParagraph"/>
         <w:spacing w:after="0" w:line="360" w:lineRule="auto"/>
         <w:ind w:left="1080"/>
         <w:jc w:val="both"/>
@@ -1903,7 +2079,7 @@
     </w:p>
     <w:p>
       <w:pPr>
-        <w:pStyle w:val="DaftarParagraf"/>
+        <w:pStyle w:val="ListParagraph"/>
         <w:spacing w:after="0" w:line="360" w:lineRule="auto"/>
         <w:ind w:left="0"/>
         <w:jc w:val="both"/>
@@ -1923,7 +2099,7 @@
         <mc:AlternateContent>
           <mc:Choice Requires="wps">
             <w:drawing>
-              <wp:anchor distT="0" distB="0" distL="114300" distR="114300" simplePos="0" relativeHeight="251657728" behindDoc="0" locked="0" layoutInCell="1" allowOverlap="1" wp14:anchorId="4B64ADBC">
+              <wp:anchor distT="0" distB="0" distL="114300" distR="114300" simplePos="0" relativeHeight="251657728" behindDoc="0" locked="0" layoutInCell="1" allowOverlap="1" wp14:anchorId="1F269B85" wp14:editId="2728FFC8">
                 <wp:simplePos x="0" y="0"/>
                 <wp:positionH relativeFrom="column">
                   <wp:posOffset>1600200</wp:posOffset>
@@ -2015,7 +2191,7 @@
           </mc:Choice>
           <mc:Fallback>
             <w:pict>
-              <v:shapetype w14:anchorId="4B64ADBC" id="_x0000_t202" coordsize="21600,21600" o:spt="202" path="m,l,21600r21600,l21600,xe">
+              <v:shapetype w14:anchorId="1F269B85" id="_x0000_t202" coordsize="21600,21600" o:spt="202" path="m,l,21600r21600,l21600,xe">
                 <v:stroke joinstyle="miter"/>
                 <v:path gradientshapeok="t" o:connecttype="rect"/>
               </v:shapetype>
@@ -2091,7 +2267,7 @@
     </w:p>
     <w:p>
       <w:pPr>
-        <w:pStyle w:val="DaftarParagraf"/>
+        <w:pStyle w:val="ListParagraph"/>
         <w:spacing w:after="0" w:line="360" w:lineRule="auto"/>
         <w:ind w:left="0"/>
         <w:jc w:val="both"/>
@@ -2104,7 +2280,7 @@
     </w:p>
     <w:p>
       <w:pPr>
-        <w:pStyle w:val="DaftarParagraf"/>
+        <w:pStyle w:val="ListParagraph"/>
         <w:spacing w:after="0" w:line="360" w:lineRule="auto"/>
         <w:ind w:left="0"/>
         <w:jc w:val="both"/>
@@ -2117,7 +2293,7 @@
     </w:p>
     <w:p>
       <w:pPr>
-        <w:pStyle w:val="DaftarParagraf"/>
+        <w:pStyle w:val="ListParagraph"/>
         <w:spacing w:after="0" w:line="360" w:lineRule="auto"/>
         <w:ind w:left="0"/>
         <w:jc w:val="both"/>
@@ -2160,7 +2336,7 @@
     </w:p>
     <w:p>
       <w:pPr>
-        <w:pStyle w:val="DaftarParagraf"/>
+        <w:pStyle w:val="ListParagraph"/>
         <w:spacing w:after="0" w:line="360" w:lineRule="auto"/>
         <w:ind w:left="0"/>
         <w:jc w:val="both"/>
@@ -2173,7 +2349,7 @@
     </w:p>
     <w:p>
       <w:pPr>
-        <w:pStyle w:val="DaftarParagraf"/>
+        <w:pStyle w:val="ListParagraph"/>
         <w:spacing w:after="0" w:line="360" w:lineRule="auto"/>
         <w:ind w:left="0"/>
         <w:jc w:val="both"/>
@@ -2224,7 +2400,7 @@
     </w:p>
     <w:p>
       <w:pPr>
-        <w:pStyle w:val="DaftarParagraf"/>
+        <w:pStyle w:val="ListParagraph"/>
         <w:spacing w:after="0" w:line="360" w:lineRule="auto"/>
         <w:ind w:left="0"/>
         <w:jc w:val="both"/>
@@ -2237,7 +2413,7 @@
     </w:p>
     <w:p>
       <w:pPr>
-        <w:pStyle w:val="DaftarParagraf"/>
+        <w:pStyle w:val="ListParagraph"/>
         <w:spacing w:after="0" w:line="360" w:lineRule="auto"/>
         <w:ind w:left="0"/>
         <w:jc w:val="both"/>
@@ -2250,7 +2426,7 @@
     </w:p>
     <w:p>
       <w:pPr>
-        <w:pStyle w:val="DaftarParagraf"/>
+        <w:pStyle w:val="ListParagraph"/>
         <w:spacing w:after="0" w:line="360" w:lineRule="auto"/>
         <w:ind w:left="2977"/>
         <w:jc w:val="both"/>
@@ -3176,13 +3352,13 @@
       <w:lang w:val="en-US" w:eastAsia="zh-CN"/>
     </w:rPr>
   </w:style>
-  <w:style w:type="character" w:default="1" w:styleId="FontParagrafDefault">
+  <w:style w:type="character" w:default="1" w:styleId="DefaultParagraphFont">
     <w:name w:val="Default Paragraph Font"/>
     <w:uiPriority w:val="1"/>
     <w:semiHidden/>
     <w:unhideWhenUsed/>
   </w:style>
-  <w:style w:type="table" w:default="1" w:styleId="TabelNormal">
+  <w:style w:type="table" w:default="1" w:styleId="TableNormal">
     <w:name w:val="Normal Table"/>
     <w:uiPriority w:val="99"/>
     <w:semiHidden/>
@@ -3197,13 +3373,13 @@
       </w:tblCellMar>
     </w:tblPr>
   </w:style>
-  <w:style w:type="numbering" w:default="1" w:styleId="TidakAdaDaftar">
+  <w:style w:type="numbering" w:default="1" w:styleId="NoList">
     <w:name w:val="No List"/>
     <w:uiPriority w:val="99"/>
     <w:semiHidden/>
     <w:unhideWhenUsed/>
   </w:style>
-  <w:style w:type="paragraph" w:styleId="DaftarParagraf">
+  <w:style w:type="paragraph" w:styleId="ListParagraph">
     <w:name w:val="List Paragraph"/>
     <w:basedOn w:val="Normal"/>
     <w:uiPriority w:val="34"/>
@@ -3213,10 +3389,10 @@
       <w:contextualSpacing/>
     </w:pPr>
   </w:style>
-  <w:style w:type="paragraph" w:styleId="TeksBalon">
+  <w:style w:type="paragraph" w:styleId="BalloonText">
     <w:name w:val="Balloon Text"/>
     <w:basedOn w:val="Normal"/>
-    <w:link w:val="TeksBalonKAR"/>
+    <w:link w:val="BalloonTextChar"/>
     <w:uiPriority w:val="99"/>
     <w:semiHidden/>
     <w:unhideWhenUsed/>
@@ -3230,10 +3406,10 @@
       <w:szCs w:val="18"/>
     </w:rPr>
   </w:style>
-  <w:style w:type="character" w:customStyle="1" w:styleId="TeksBalonKAR">
-    <w:name w:val="Teks Balon KAR"/>
-    <w:basedOn w:val="FontParagrafDefault"/>
-    <w:link w:val="TeksBalon"/>
+  <w:style w:type="character" w:customStyle="1" w:styleId="BalloonTextChar">
+    <w:name w:val="Balloon Text Char"/>
+    <w:basedOn w:val="DefaultParagraphFont"/>
+    <w:link w:val="BalloonText"/>
     <w:uiPriority w:val="99"/>
     <w:semiHidden/>
     <w:rsid w:val="00506D6B"/>
@@ -3247,7 +3423,7 @@
   <w:style w:type="paragraph" w:styleId="Header">
     <w:name w:val="header"/>
     <w:basedOn w:val="Normal"/>
-    <w:link w:val="HeaderKAR"/>
+    <w:link w:val="HeaderChar"/>
     <w:uiPriority w:val="99"/>
     <w:unhideWhenUsed/>
     <w:rsid w:val="00F67634"/>
@@ -3259,9 +3435,9 @@
       <w:spacing w:after="0" w:line="240" w:lineRule="auto"/>
     </w:pPr>
   </w:style>
-  <w:style w:type="character" w:customStyle="1" w:styleId="HeaderKAR">
-    <w:name w:val="Header KAR"/>
-    <w:basedOn w:val="FontParagrafDefault"/>
+  <w:style w:type="character" w:customStyle="1" w:styleId="HeaderChar">
+    <w:name w:val="Header Char"/>
+    <w:basedOn w:val="DefaultParagraphFont"/>
     <w:link w:val="Header"/>
     <w:uiPriority w:val="99"/>
     <w:rsid w:val="00F67634"/>
@@ -3274,7 +3450,7 @@
   <w:style w:type="paragraph" w:styleId="Footer">
     <w:name w:val="footer"/>
     <w:basedOn w:val="Normal"/>
-    <w:link w:val="FooterKAR"/>
+    <w:link w:val="FooterChar"/>
     <w:uiPriority w:val="99"/>
     <w:unhideWhenUsed/>
     <w:rsid w:val="00F67634"/>
@@ -3286,9 +3462,9 @@
       <w:spacing w:after="0" w:line="240" w:lineRule="auto"/>
     </w:pPr>
   </w:style>
-  <w:style w:type="character" w:customStyle="1" w:styleId="FooterKAR">
-    <w:name w:val="Footer KAR"/>
-    <w:basedOn w:val="FontParagrafDefault"/>
+  <w:style w:type="character" w:customStyle="1" w:styleId="FooterChar">
+    <w:name w:val="Footer Char"/>
+    <w:basedOn w:val="DefaultParagraphFont"/>
     <w:link w:val="Footer"/>
     <w:uiPriority w:val="99"/>
     <w:rsid w:val="00F67634"/>
